--- a/Tailored_CVs/Shinoy_Workwize_QA_Engineer.docx
+++ b/Tailored_CVs/Shinoy_Workwize_QA_Engineer.docx
@@ -70,7 +70,7 @@
           <w:b w:val="0"/>
           <w:sz w:val="19"/>
         </w:rPr>
-        <w:t>QA Automation Engineer with over 8 years of experience building scalable test automation frameworks using Playwright, Selenium, and TypeScript. I have a strong background in API validation, CI/CD pipeline integration, and implementing shift-left testing practices within fast-paced engineering environments. Currently holding a valid EU residence permit in the Netherlands, I am ready to bring my expertise in test strategy and end-to-end automation to the Workwize platform.</w:t>
+        <w:t>QA Automation Engineer with over 8 years of experience building scalable test frameworks using Java, Selenium, and TypeScript Playwright. I specialize in driving shift-left testing cultures, writing automated end-to-end and API tests, and partnering with developers to ensure high code quality. Based in Amstelveen with a valid EU residence permit, I am ready to bring my expertise in test automation and CI/CD pipelines to the Workwize platform.</w:t>
       </w:r>
     </w:p>
     <w:p>
@@ -288,7 +288,7 @@
           <w:b w:val="0"/>
           <w:sz w:val="18"/>
         </w:rPr>
-        <w:t>▸ Developed and maintained endtoend automation frameworks utilizing Playwright with TypeScript and Java Selenium to validate complex workflows and boost execution efficiency by 20%.</w:t>
+        <w:t>▸ Migrated and maintained automated endtoend testing frameworks utilizing TypeScript Playwright to boost execution efficiency and test reliability across microservices architectures.</w:t>
       </w:r>
     </w:p>
     <w:p>
@@ -301,7 +301,7 @@
           <w:b w:val="0"/>
           <w:sz w:val="18"/>
         </w:rPr>
-        <w:t>▸ Implemented CI/CD pipelines and scheduled automated regression test builds via Jenkins while provisioning underlying test environments using Terraform and AWS.</w:t>
+        <w:t>▸ Promoted a shiftleft testing approach by collaborating closely with developers throughout the SDLC to provide feedback on testability, edge cases, and code quality.</w:t>
       </w:r>
     </w:p>
     <w:p>
@@ -314,7 +314,7 @@
           <w:b w:val="0"/>
           <w:sz w:val="18"/>
         </w:rPr>
-        <w:t>▸ Executed comprehensive API validation using Postman and complex Oracle SQL queries to ensure backend data integrity across credit risk and payment processing workflows.</w:t>
+        <w:t>▸ Validated backend functionality and data integrity using RestAssured API testing and complex Oracle SQL queries.</w:t>
       </w:r>
     </w:p>
     <w:p>
@@ -327,7 +327,7 @@
           <w:b w:val="0"/>
           <w:sz w:val="18"/>
         </w:rPr>
-        <w:t>▸ Streamlined test generation and deployment scripts utilizing AI tools like Gemini Code Assist to accelerate the QA process.</w:t>
+        <w:t>▸ Orchestrated automated CI/CD regression test builds and provisioned test environments using Jenkins, AWS, and Terraform.</w:t>
       </w:r>
     </w:p>
     <w:p>

--- a/Tailored_CVs/Shinoy_Workwize_QA_Engineer.docx
+++ b/Tailored_CVs/Shinoy_Workwize_QA_Engineer.docx
@@ -70,7 +70,7 @@
           <w:b w:val="0"/>
           <w:sz w:val="19"/>
         </w:rPr>
-        <w:t>QA Automation Engineer with over 8 years of experience building scalable test frameworks using Java, Selenium, and TypeScript Playwright. I specialize in driving shift-left testing cultures, writing automated end-to-end and API tests, and partnering with developers to ensure high code quality. Based in Amstelveen with a valid EU residence permit, I am ready to bring my expertise in test automation and CI/CD pipelines to the Workwize platform.</w:t>
+        <w:t>QA Automation Engineer with over 8 years of experience building scalable test automation frameworks using Selenium, Playwright, and TypeScript. I have a strong background in API validation, CI/CD pipeline integration, and implementing shift-left testing strategies for web applications. Currently based in the Netherlands with a valid EU residence permit, I am eager to bring my technical expertise in quality assurance to help Workwize scale its platform.</w:t>
       </w:r>
     </w:p>
     <w:p>
@@ -288,7 +288,7 @@
           <w:b w:val="0"/>
           <w:sz w:val="18"/>
         </w:rPr>
-        <w:t>▸ Migrated and maintained automated endtoend testing frameworks utilizing TypeScript Playwright to boost execution efficiency and test reliability across microservices architectures.</w:t>
+        <w:t>▸ Designed and maintained automated endtoend and integration test suites using Playwright and TypeScript, boosting execution efficiency by 20%.</w:t>
       </w:r>
     </w:p>
     <w:p>
@@ -301,7 +301,7 @@
           <w:b w:val="0"/>
           <w:sz w:val="18"/>
         </w:rPr>
-        <w:t>▸ Promoted a shiftleft testing approach by collaborating closely with developers throughout the SDLC to provide feedback on testability, edge cases, and code quality.</w:t>
+        <w:t>▸ Developed and managed API test suites to validate backend functionality and data integrity across complex financial and microservices workflows.</w:t>
       </w:r>
     </w:p>
     <w:p>
@@ -314,7 +314,7 @@
           <w:b w:val="0"/>
           <w:sz w:val="18"/>
         </w:rPr>
-        <w:t>▸ Validated backend functionality and data integrity using RestAssured API testing and complex Oracle SQL queries.</w:t>
+        <w:t>▸ Promoted shiftleft testing practices by collaborating closely with crossfunctional teams and product owners to translate requirements into robust test strategies.</w:t>
       </w:r>
     </w:p>
     <w:p>
@@ -327,7 +327,7 @@
           <w:b w:val="0"/>
           <w:sz w:val="18"/>
         </w:rPr>
-        <w:t>▸ Orchestrated automated CI/CD regression test builds and provisioned test environments using Jenkins, AWS, and Terraform.</w:t>
+        <w:t>▸ Integrated CI/CD pipelines using Jenkins and AWS to run scheduled regression test builds and ensure high release stability.</w:t>
       </w:r>
     </w:p>
     <w:p>

--- a/Tailored_CVs/Shinoy_Workwize_QA_Engineer.docx
+++ b/Tailored_CVs/Shinoy_Workwize_QA_Engineer.docx
@@ -70,7 +70,7 @@
           <w:b w:val="0"/>
           <w:sz w:val="19"/>
         </w:rPr>
-        <w:t>QA Automation Engineer with over 8 years of experience building scalable test automation frameworks using Selenium, Playwright, and TypeScript. I have a strong background in API validation, CI/CD pipeline integration, and implementing shift-left testing strategies for web applications. Currently based in the Netherlands with a valid EU residence permit, I am eager to bring my technical expertise in quality assurance to help Workwize scale its platform.</w:t>
+        <w:t>I am a QA Automation Engineer with over eight years of experience building scalable test frameworks using Playwright, Selenium, and CI/CD pipelines. I focus on embedding a shift-left testing culture and working closely with developers to ensure code quality. My background includes utilizing tools like Gemini Code Assist to streamline test generation and maintain reliable software.</w:t>
       </w:r>
     </w:p>
     <w:p>
@@ -288,7 +288,7 @@
           <w:b w:val="0"/>
           <w:sz w:val="18"/>
         </w:rPr>
-        <w:t>▸ Designed and maintained automated endtoend and integration test suites using Playwright and TypeScript, boosting execution efficiency by 20%.</w:t>
+        <w:t>▸ Migrated a SeleniumJava framework to Playwright TypeScript for endtoend workflows, boosting execution efficiency by 20%.</w:t>
       </w:r>
     </w:p>
     <w:p>
@@ -301,7 +301,7 @@
           <w:b w:val="0"/>
           <w:sz w:val="18"/>
         </w:rPr>
-        <w:t>▸ Developed and managed API test suites to validate backend functionality and data integrity across complex financial and microservices workflows.</w:t>
+        <w:t>▸ Promoted shiftleft testing practices by scheduling targeted calls with SRE and development teams prior to deployment to reduce defect leakage.</w:t>
       </w:r>
     </w:p>
     <w:p>
@@ -314,7 +314,7 @@
           <w:b w:val="0"/>
           <w:sz w:val="18"/>
         </w:rPr>
-        <w:t>▸ Promoted shiftleft testing practices by collaborating closely with crossfunctional teams and product owners to translate requirements into robust test strategies.</w:t>
+        <w:t>▸ Implemented CI/CD pipelines and ran scheduled automation regression test builds using Jenkins, Docker, and AWS.</w:t>
       </w:r>
     </w:p>
     <w:p>
@@ -327,7 +327,7 @@
           <w:b w:val="0"/>
           <w:sz w:val="18"/>
         </w:rPr>
-        <w:t>▸ Integrated CI/CD pipelines using Jenkins and AWS to run scheduled regression test builds and ensure high release stability.</w:t>
+        <w:t>▸ Streamlined test generation and deployment scripts utilizing AI tools like Gemini Code Assist to support continuous improvement.</w:t>
       </w:r>
     </w:p>
     <w:p>

--- a/Tailored_CVs/Shinoy_Workwize_QA_Engineer.docx
+++ b/Tailored_CVs/Shinoy_Workwize_QA_Engineer.docx
@@ -70,7 +70,7 @@
           <w:b w:val="0"/>
           <w:sz w:val="19"/>
         </w:rPr>
-        <w:t>I am a QA Automation Engineer with over eight years of experience building scalable test frameworks using Playwright, Selenium, and CI/CD pipelines. I focus on embedding a shift-left testing culture and working closely with developers to ensure code quality. My background includes utilizing tools like Gemini Code Assist to streamline test generation and maintain reliable software.</w:t>
+        <w:t>I am a QA Automation Engineer with over eight years of experience building scalable test frameworks using Playwright, Java, and TypeScript. I focus on shifting quality left and collaborating closely with developers to improve CI/CD pipelines. Using tools like Gemini Code Assist, I also streamline test generation to catch issues early.</w:t>
       </w:r>
     </w:p>
     <w:p>
@@ -288,7 +288,7 @@
           <w:b w:val="0"/>
           <w:sz w:val="18"/>
         </w:rPr>
-        <w:t>▸ Migrated a SeleniumJava framework to Playwright TypeScript for endtoend workflows, boosting execution efficiency by 20%.</w:t>
+        <w:t>▸ Migrated a Selenium framework to Playwright TypeScript for endtoend workflows, boosting test execution efficiency by 20% in a microservices environment.</w:t>
       </w:r>
     </w:p>
     <w:p>
@@ -314,7 +314,7 @@
           <w:b w:val="0"/>
           <w:sz w:val="18"/>
         </w:rPr>
-        <w:t>▸ Implemented CI/CD pipelines and ran scheduled automation regression test builds using Jenkins, Docker, and AWS.</w:t>
+        <w:t>▸ Implemented automated CI/CD pipelines and ran scheduled regression test builds using Jenkins to support continuous delivery.</w:t>
       </w:r>
     </w:p>
     <w:p>
@@ -327,7 +327,7 @@
           <w:b w:val="0"/>
           <w:sz w:val="18"/>
         </w:rPr>
-        <w:t>▸ Streamlined test generation and deployment scripts utilizing AI tools like Gemini Code Assist to support continuous improvement.</w:t>
+        <w:t>▸ Streamlined test generation and deployment scripts utilizing AI tools like Gemini Code Assist to speed up delivery.</w:t>
       </w:r>
     </w:p>
     <w:p>

--- a/Tailored_CVs/Shinoy_Workwize_QA_Engineer.docx
+++ b/Tailored_CVs/Shinoy_Workwize_QA_Engineer.docx
@@ -70,7 +70,7 @@
           <w:b w:val="0"/>
           <w:sz w:val="19"/>
         </w:rPr>
-        <w:t>I am a QA Automation Engineer with over eight years of experience building scalable test frameworks using Playwright, Java, and TypeScript. I focus on shifting quality left and collaborating closely with developers to improve CI/CD pipelines. Using tools like Gemini Code Assist, I also streamline test generation to catch issues early.</w:t>
+        <w:t>I am a QA Automation Engineer with over eight years of experience building scalable test frameworks using Playwright, Java, and Selenium. My background includes setting up CI/CD pipelines and integrating AI tools like Gemini Code Assist to streamline test generation. I am currently based in Amstelveen with a valid EU residence permit and can start immediately.</w:t>
       </w:r>
     </w:p>
     <w:p>
@@ -288,7 +288,7 @@
           <w:b w:val="0"/>
           <w:sz w:val="18"/>
         </w:rPr>
-        <w:t>▸ Migrated a Selenium framework to Playwright TypeScript for endtoend workflows, boosting test execution efficiency by 20% in a microservices environment.</w:t>
+        <w:t>▸ Migrated a Selenium framework to Playwright TypeScript for endtoend workflows within a microservices architecture, boosting execution efficiency by 20%.</w:t>
       </w:r>
     </w:p>
     <w:p>
@@ -301,7 +301,7 @@
           <w:b w:val="0"/>
           <w:sz w:val="18"/>
         </w:rPr>
-        <w:t>▸ Promoted shiftleft testing practices by scheduling targeted calls with SRE and development teams prior to deployment to reduce defect leakage.</w:t>
+        <w:t>▸ Implemented CI/CD pipelines and ran automated regression test builds via Jenkins while provisioning test environments using Terraform and AWS.</w:t>
       </w:r>
     </w:p>
     <w:p>
@@ -314,7 +314,7 @@
           <w:b w:val="0"/>
           <w:sz w:val="18"/>
         </w:rPr>
-        <w:t>▸ Implemented automated CI/CD pipelines and ran scheduled regression test builds using Jenkins to support continuous delivery.</w:t>
+        <w:t>▸ Developed and managed API test suites to validate backend functionality and data integrity using Oracle SQL and Postman.</w:t>
       </w:r>
     </w:p>
     <w:p>
@@ -327,7 +327,7 @@
           <w:b w:val="0"/>
           <w:sz w:val="18"/>
         </w:rPr>
-        <w:t>▸ Streamlined test generation and deployment scripts utilizing AI tools like Gemini Code Assist to speed up delivery.</w:t>
+        <w:t>▸ Streamlined complex test generation and deployment scripts utilizing AI tools like Gemini Code Assist to support rapid release cycles.</w:t>
       </w:r>
     </w:p>
     <w:p>

--- a/Tailored_CVs/Shinoy_Workwize_QA_Engineer.docx
+++ b/Tailored_CVs/Shinoy_Workwize_QA_Engineer.docx
@@ -70,7 +70,7 @@
           <w:b w:val="0"/>
           <w:sz w:val="19"/>
         </w:rPr>
-        <w:t>I am a QA Automation Engineer with over eight years of experience building scalable test frameworks using Playwright, Java, and Selenium. My background includes setting up CI/CD pipelines and integrating AI tools like Gemini Code Assist to streamline test generation. I am currently based in Amstelveen with a valid EU residence permit and can start immediately.</w:t>
+        <w:t>I am a QA Automation Engineer based in Amstelveen with over eight years of experience building scalable test frameworks using Playwright and Selenium. My background includes designing API test suites, improving CI/CD pipelines, and streamlining test generation workflows with Gemini Code Assist. I hold a valid EU residence permit and am ready to start immediately.</w:t>
       </w:r>
     </w:p>
     <w:p>
@@ -288,7 +288,7 @@
           <w:b w:val="0"/>
           <w:sz w:val="18"/>
         </w:rPr>
-        <w:t>▸ Migrated a Selenium framework to Playwright TypeScript for endtoend workflows within a microservices architecture, boosting execution efficiency by 20%.</w:t>
+        <w:t>▸ Migrated a SeleniumJava framework to Playwright TypeScript for endtoend workflows, boosting execution efficiency by 20% in microservices architectures.</w:t>
       </w:r>
     </w:p>
     <w:p>
@@ -301,7 +301,7 @@
           <w:b w:val="0"/>
           <w:sz w:val="18"/>
         </w:rPr>
-        <w:t>▸ Implemented CI/CD pipelines and ran automated regression test builds via Jenkins while provisioning test environments using Terraform and AWS.</w:t>
+        <w:t>▸ Developed and maintained automated test suites and backend validation scripts using REST APIs and Oracle SQL to ensure data reliability.</w:t>
       </w:r>
     </w:p>
     <w:p>
@@ -314,7 +314,7 @@
           <w:b w:val="0"/>
           <w:sz w:val="18"/>
         </w:rPr>
-        <w:t>▸ Developed and managed API test suites to validate backend functionality and data integrity using Oracle SQL and Postman.</w:t>
+        <w:t>▸ Integrated Jenkins pipelines and AWS infrastructure to schedule automated regression tests and maintain high availability across deployment environments.</w:t>
       </w:r>
     </w:p>
     <w:p>
@@ -327,7 +327,7 @@
           <w:b w:val="0"/>
           <w:sz w:val="18"/>
         </w:rPr>
-        <w:t>▸ Streamlined complex test generation and deployment scripts utilizing AI tools like Gemini Code Assist to support rapid release cycles.</w:t>
+        <w:t>▸ Streamlined complex test generation and deployment scripts utilizing AI tools like Gemini Code Assist to speed up delivery.</w:t>
       </w:r>
     </w:p>
     <w:p>
